--- a/rapports/2026-06-06/EQ5/EQ5_sup_v2/DR_012301350162/42-85-22-84.docx
+++ b/rapports/2026-06-06/EQ5/EQ5_sup_v2/DR_012301350162/42-85-22-84.docx
@@ -297,7 +297,7 @@
           <w:color w:val="1F6FEB"/>
           <w:sz w:val="22"/>
         </w:rPr>
-        <w:t>⚠ INCOHÉRENCES À CORRIGER (90)</w:t>
+        <w:t>⚠ INCOHÉRENCES À CORRIGER (87)</w:t>
       </w:r>
     </w:p>
     <w:tbl>
@@ -634,7 +634,7 @@
                 <w:color w:val="16A34A"/>
                 <w:sz w:val="16"/>
               </w:rPr>
-              <w:t>—</w:t>
+              <w:t>s01q10, s02q30, s02q34, s01q00b</w:t>
             </w:r>
           </w:p>
         </w:tc>
@@ -665,7 +665,7 @@
                 <w:i w:val="0"/>
                 <w:sz w:val="17"/>
               </w:rPr>
-              <w:t>Incohérence!!! seulement les écoles privées paient les frais de scolarité (y compris les frais d'inscription).</w:t>
+              <w:t>Incohérence!! Le niveau d'études le plus élevé atteint par Mame Diarra Bousso Diedhiou est Secondaire Technique et Professionnel et le diplôme le plus elevé obtenu par Mame Diarra Bousso Diedhiou est CEP.</w:t>
             </w:r>
           </w:p>
         </w:tc>
@@ -724,7 +724,7 @@
                 <w:color w:val="16A34A"/>
                 <w:sz w:val="16"/>
               </w:rPr>
-              <w:t>s01q10, s02q30, s02q34, s01q00b</w:t>
+              <w:t>s01q32, s01q36, s01q38, s04q37_modif, s02q33, s02q34, s01q00b</w:t>
             </w:r>
           </w:p>
         </w:tc>
@@ -755,7 +755,7 @@
                 <w:i w:val="0"/>
                 <w:sz w:val="17"/>
               </w:rPr>
-              <w:t>Incohérence!! Le niveau d'études le plus élevé atteint par Mame Diarra Bousso Diedhiou est Secondaire Technique et Professionnel et le diplôme le plus elevé obtenu par Mame Diarra Bousso Diedhiou est CEP.</w:t>
+              <w:t>Peu probable!!! Vu l'âge (22 ans) de Idrissa Diedhiou ou l'année à laquelle Idrissa Diedhiou a fréquenté l'école pour la dernière fois (2017) le dernier diplome de Idrissa Diedhiou ne peut être le Certificat d'études primaires (CEP), prière de corriger cette incohérence ou confirmer avec le QG.</w:t>
             </w:r>
           </w:p>
         </w:tc>
@@ -788,6 +788,456 @@
                 <w:i w:val="0"/>
                 <w:sz w:val="16"/>
               </w:rPr>
+              <w:t>S03</w:t>
+              <w:br/>
+            </w:r>
+            <w:r>
+              <w:rPr>
+                <w:b w:val="0"/>
+                <w:i w:val="0"/>
+                <w:color w:val="64748B"/>
+                <w:sz w:val="14"/>
+              </w:rPr>
+              <w:t>Santé</w:t>
+            </w:r>
+          </w:p>
+        </w:tc>
+        <w:tc>
+          <w:tcPr>
+            <w:tcW w:type="dxa" w:w="1531"/>
+          </w:tcPr>
+          <w:p>
+            <w:r>
+              <w:rPr>
+                <w:b/>
+                <w:i w:val="0"/>
+                <w:color w:val="16A34A"/>
+                <w:sz w:val="16"/>
+              </w:rPr>
+              <w:t>—</w:t>
+            </w:r>
+          </w:p>
+        </w:tc>
+        <w:tc>
+          <w:tcPr>
+            <w:tcW w:type="dxa" w:w="1191"/>
+          </w:tcPr>
+          <w:p>
+            <w:r>
+              <w:rPr>
+                <w:b w:val="0"/>
+                <w:i w:val="0"/>
+                <w:color w:val="64748B"/>
+                <w:sz w:val="16"/>
+              </w:rPr>
+              <w:t>GT-CQ</w:t>
+            </w:r>
+          </w:p>
+        </w:tc>
+        <w:tc>
+          <w:tcPr>
+            <w:tcW w:type="dxa" w:w="4706"/>
+          </w:tcPr>
+          <w:p>
+            <w:r>
+              <w:rPr>
+                <w:b w:val="0"/>
+                <w:i w:val="0"/>
+                <w:sz w:val="17"/>
+              </w:rPr>
+              <w:t>Avertissement!!! La distance parcourue (De 5 à moins de 10 Km) et le temps (De 15 à moins de 30 mn) donné par Nogaye Gaye semble incoherent pour accéder au lieu de la consultation.</w:t>
+            </w:r>
+          </w:p>
+        </w:tc>
+      </w:tr>
+      <w:tr>
+        <w:tc>
+          <w:tcPr>
+            <w:tcW w:type="dxa" w:w="964"/>
+          </w:tcPr>
+          <w:p>
+            <w:r>
+              <w:rPr>
+                <w:b/>
+                <w:i w:val="0"/>
+                <w:color w:val="DC2626"/>
+                <w:sz w:val="16"/>
+              </w:rPr>
+              <w:t>Haute</w:t>
+            </w:r>
+          </w:p>
+        </w:tc>
+        <w:tc>
+          <w:tcPr>
+            <w:tcW w:type="dxa" w:w="1247"/>
+          </w:tcPr>
+          <w:p>
+            <w:r>
+              <w:rPr>
+                <w:b/>
+                <w:i w:val="0"/>
+                <w:sz w:val="16"/>
+              </w:rPr>
+              <w:t>S11</w:t>
+              <w:br/>
+            </w:r>
+            <w:r>
+              <w:rPr>
+                <w:b w:val="0"/>
+                <w:i w:val="0"/>
+                <w:color w:val="64748B"/>
+                <w:sz w:val="14"/>
+              </w:rPr>
+              <w:t>Logement / cadre de vie</w:t>
+            </w:r>
+          </w:p>
+        </w:tc>
+        <w:tc>
+          <w:tcPr>
+            <w:tcW w:type="dxa" w:w="1531"/>
+          </w:tcPr>
+          <w:p>
+            <w:r>
+              <w:rPr>
+                <w:b/>
+                <w:i w:val="0"/>
+                <w:color w:val="16A34A"/>
+                <w:sz w:val="16"/>
+              </w:rPr>
+              <w:t>s01q36, s01q38, s04q24, s02q13, s11q35a, s11q35b_code</w:t>
+            </w:r>
+          </w:p>
+        </w:tc>
+        <w:tc>
+          <w:tcPr>
+            <w:tcW w:type="dxa" w:w="1191"/>
+          </w:tcPr>
+          <w:p>
+            <w:r>
+              <w:rPr>
+                <w:b w:val="0"/>
+                <w:i w:val="0"/>
+                <w:color w:val="64748B"/>
+                <w:sz w:val="16"/>
+              </w:rPr>
+              <w:t>GT-CQ</w:t>
+            </w:r>
+          </w:p>
+        </w:tc>
+        <w:tc>
+          <w:tcPr>
+            <w:tcW w:type="dxa" w:w="4706"/>
+          </w:tcPr>
+          <w:p>
+            <w:r>
+              <w:rPr>
+                <w:b w:val="0"/>
+                <w:i w:val="0"/>
+                <w:sz w:val="17"/>
+              </w:rPr>
+              <w:t>Le montant de la dernière facture d'électricité est de 110000 FCFA Tous les 2 mois qui semble incohérent, Prière de vérifier les questions 11.35a et 11.35b auprès du ménage ou confirmer.</w:t>
+            </w:r>
+          </w:p>
+        </w:tc>
+      </w:tr>
+      <w:tr>
+        <w:tc>
+          <w:tcPr>
+            <w:tcW w:type="dxa" w:w="964"/>
+          </w:tcPr>
+          <w:p>
+            <w:r>
+              <w:rPr>
+                <w:b/>
+                <w:i w:val="0"/>
+                <w:color w:val="EA580C"/>
+                <w:sz w:val="16"/>
+              </w:rPr>
+              <w:t>Moyenne</w:t>
+            </w:r>
+          </w:p>
+        </w:tc>
+        <w:tc>
+          <w:tcPr>
+            <w:tcW w:type="dxa" w:w="1247"/>
+          </w:tcPr>
+          <w:p>
+            <w:r>
+              <w:rPr>
+                <w:b/>
+                <w:i w:val="0"/>
+                <w:sz w:val="16"/>
+              </w:rPr>
+              <w:t>S00</w:t>
+              <w:br/>
+            </w:r>
+            <w:r>
+              <w:rPr>
+                <w:b w:val="0"/>
+                <w:i w:val="0"/>
+                <w:color w:val="64748B"/>
+                <w:sz w:val="14"/>
+              </w:rPr>
+              <w:t>Identification</w:t>
+            </w:r>
+          </w:p>
+        </w:tc>
+        <w:tc>
+          <w:tcPr>
+            <w:tcW w:type="dxa" w:w="1531"/>
+          </w:tcPr>
+          <w:p>
+            <w:r>
+              <w:rPr>
+                <w:b/>
+                <w:i w:val="0"/>
+                <w:color w:val="16A34A"/>
+                <w:sz w:val="16"/>
+              </w:rPr>
+              <w:t>s00q27</w:t>
+            </w:r>
+          </w:p>
+        </w:tc>
+        <w:tc>
+          <w:tcPr>
+            <w:tcW w:type="dxa" w:w="1191"/>
+          </w:tcPr>
+          <w:p>
+            <w:r>
+              <w:rPr>
+                <w:b w:val="0"/>
+                <w:i w:val="0"/>
+                <w:color w:val="64748B"/>
+                <w:sz w:val="16"/>
+              </w:rPr>
+              <w:t>GT-CQ</w:t>
+            </w:r>
+          </w:p>
+        </w:tc>
+        <w:tc>
+          <w:tcPr>
+            <w:tcW w:type="dxa" w:w="4706"/>
+          </w:tcPr>
+          <w:p>
+            <w:r>
+              <w:rPr>
+                <w:b w:val="0"/>
+                <w:i w:val="0"/>
+                <w:sz w:val="17"/>
+              </w:rPr>
+              <w:t>Le questionnaire semble ne pas être complètement fini mais le questionnaire est en statut complet, prière de compléter le questionnaire.</w:t>
+            </w:r>
+          </w:p>
+        </w:tc>
+      </w:tr>
+      <w:tr>
+        <w:tc>
+          <w:tcPr>
+            <w:tcW w:type="dxa" w:w="964"/>
+          </w:tcPr>
+          <w:p>
+            <w:r>
+              <w:rPr>
+                <w:b/>
+                <w:i w:val="0"/>
+                <w:color w:val="EA580C"/>
+                <w:sz w:val="16"/>
+              </w:rPr>
+              <w:t>Moyenne</w:t>
+            </w:r>
+          </w:p>
+        </w:tc>
+        <w:tc>
+          <w:tcPr>
+            <w:tcW w:type="dxa" w:w="1247"/>
+          </w:tcPr>
+          <w:p>
+            <w:r>
+              <w:rPr>
+                <w:b/>
+                <w:i w:val="0"/>
+                <w:sz w:val="16"/>
+              </w:rPr>
+              <w:t>S01</w:t>
+              <w:br/>
+            </w:r>
+            <w:r>
+              <w:rPr>
+                <w:b w:val="0"/>
+                <w:i w:val="0"/>
+                <w:color w:val="64748B"/>
+                <w:sz w:val="14"/>
+              </w:rPr>
+              <w:t>Démographie</w:t>
+            </w:r>
+          </w:p>
+        </w:tc>
+        <w:tc>
+          <w:tcPr>
+            <w:tcW w:type="dxa" w:w="1531"/>
+          </w:tcPr>
+          <w:p>
+            <w:r>
+              <w:rPr>
+                <w:b/>
+                <w:i w:val="0"/>
+                <w:color w:val="16A34A"/>
+                <w:sz w:val="16"/>
+              </w:rPr>
+              <w:t>—</w:t>
+            </w:r>
+          </w:p>
+        </w:tc>
+        <w:tc>
+          <w:tcPr>
+            <w:tcW w:type="dxa" w:w="1191"/>
+          </w:tcPr>
+          <w:p>
+            <w:r>
+              <w:rPr>
+                <w:b w:val="0"/>
+                <w:i w:val="0"/>
+                <w:color w:val="64748B"/>
+                <w:sz w:val="16"/>
+              </w:rPr>
+              <w:t>GT-CQ</w:t>
+            </w:r>
+          </w:p>
+        </w:tc>
+        <w:tc>
+          <w:tcPr>
+            <w:tcW w:type="dxa" w:w="4706"/>
+          </w:tcPr>
+          <w:p>
+            <w:r>
+              <w:rPr>
+                <w:b w:val="0"/>
+                <w:i w:val="0"/>
+                <w:sz w:val="17"/>
+              </w:rPr>
+              <w:t>Prière de verifier l'information donnée par Fallou Ndiaye ou corriger au niveau de la section 1.</w:t>
+            </w:r>
+          </w:p>
+        </w:tc>
+      </w:tr>
+      <w:tr>
+        <w:tc>
+          <w:tcPr>
+            <w:tcW w:type="dxa" w:w="964"/>
+          </w:tcPr>
+          <w:p>
+            <w:r>
+              <w:rPr>
+                <w:b/>
+                <w:i w:val="0"/>
+                <w:color w:val="EA580C"/>
+                <w:sz w:val="16"/>
+              </w:rPr>
+              <w:t>Moyenne</w:t>
+            </w:r>
+          </w:p>
+        </w:tc>
+        <w:tc>
+          <w:tcPr>
+            <w:tcW w:type="dxa" w:w="1247"/>
+          </w:tcPr>
+          <w:p>
+            <w:r>
+              <w:rPr>
+                <w:b/>
+                <w:i w:val="0"/>
+                <w:sz w:val="16"/>
+              </w:rPr>
+              <w:t>S01</w:t>
+              <w:br/>
+            </w:r>
+            <w:r>
+              <w:rPr>
+                <w:b w:val="0"/>
+                <w:i w:val="0"/>
+                <w:color w:val="64748B"/>
+                <w:sz w:val="14"/>
+              </w:rPr>
+              <w:t>Démographie</w:t>
+            </w:r>
+          </w:p>
+        </w:tc>
+        <w:tc>
+          <w:tcPr>
+            <w:tcW w:type="dxa" w:w="1531"/>
+          </w:tcPr>
+          <w:p>
+            <w:r>
+              <w:rPr>
+                <w:b/>
+                <w:i w:val="0"/>
+                <w:color w:val="16A34A"/>
+                <w:sz w:val="16"/>
+              </w:rPr>
+              <w:t>s01q23, s01q00b, s01q23_autre</w:t>
+            </w:r>
+          </w:p>
+        </w:tc>
+        <w:tc>
+          <w:tcPr>
+            <w:tcW w:type="dxa" w:w="1191"/>
+          </w:tcPr>
+          <w:p>
+            <w:r>
+              <w:rPr>
+                <w:b w:val="0"/>
+                <w:i w:val="0"/>
+                <w:color w:val="64748B"/>
+                <w:sz w:val="16"/>
+              </w:rPr>
+              <w:t>GT-CQ</w:t>
+            </w:r>
+          </w:p>
+        </w:tc>
+        <w:tc>
+          <w:tcPr>
+            <w:tcW w:type="dxa" w:w="4706"/>
+          </w:tcPr>
+          <w:p>
+            <w:r>
+              <w:rPr>
+                <w:b w:val="0"/>
+                <w:i w:val="0"/>
+                <w:sz w:val="17"/>
+              </w:rPr>
+              <w:t>La raison principale pour laquelle que Nogaye Gaye est venu vivre dans cette localité est demenager dans leur propre maison et semble exister dans les modalités, prière de prendre attache avec le QG pour plus d'explication afin de la classer bien.</w:t>
+            </w:r>
+          </w:p>
+        </w:tc>
+      </w:tr>
+      <w:tr>
+        <w:tc>
+          <w:tcPr>
+            <w:tcW w:type="dxa" w:w="964"/>
+          </w:tcPr>
+          <w:p>
+            <w:r>
+              <w:rPr>
+                <w:b/>
+                <w:i w:val="0"/>
+                <w:color w:val="EA580C"/>
+                <w:sz w:val="16"/>
+              </w:rPr>
+              <w:t>Moyenne</w:t>
+            </w:r>
+          </w:p>
+        </w:tc>
+        <w:tc>
+          <w:tcPr>
+            <w:tcW w:type="dxa" w:w="1247"/>
+          </w:tcPr>
+          <w:p>
+            <w:r>
+              <w:rPr>
+                <w:b/>
+                <w:i w:val="0"/>
+                <w:sz w:val="16"/>
+              </w:rPr>
               <w:t>S02</w:t>
               <w:br/>
             </w:r>
@@ -814,7 +1264,7 @@
                 <w:color w:val="16A34A"/>
                 <w:sz w:val="16"/>
               </w:rPr>
-              <w:t>s01q32, s01q36, s01q38, s04q37_modif, s02q33, s02q34, s01q00b</w:t>
+              <w:t>s01q63, s00q04, s02q25, s01q00b, s02q17_2, s02q15_2</w:t>
             </w:r>
           </w:p>
         </w:tc>
@@ -845,7 +1295,7 @@
                 <w:i w:val="0"/>
                 <w:sz w:val="17"/>
               </w:rPr>
-              <w:t>Peu probable!!! Vu l'âge (22 ans) de Idrissa Diedhiou ou l'année à laquelle Idrissa Diedhiou a fréquenté l'école pour la dernière fois (2017) le dernier diplome de Idrissa Diedhiou ne peut être le Certificat d'études primaires (CEP), prière de corriger cette incohérence ou confirmer avec le QG.</w:t>
+              <w:t>Dans les milieux urbains c'est peu probable de voir une école dont les élèves ou étudiants ne dépensent pas en frais d'uniformes, prière de verifier pour Papa Diedhiou qui fréquente 3ème année de Secondaire 2 Technique et corriger ou confirmer avec le QG.</w:t>
             </w:r>
           </w:p>
         </w:tc>
@@ -860,10 +1310,10 @@
               <w:rPr>
                 <w:b/>
                 <w:i w:val="0"/>
-                <w:color w:val="DC2626"/>
-                <w:sz w:val="16"/>
-              </w:rPr>
-              <w:t>Haute</w:t>
+                <w:color w:val="EA580C"/>
+                <w:sz w:val="16"/>
+              </w:rPr>
+              <w:t>Moyenne</w:t>
             </w:r>
           </w:p>
         </w:tc>
@@ -878,7 +1328,7 @@
                 <w:i w:val="0"/>
                 <w:sz w:val="16"/>
               </w:rPr>
-              <w:t>S03</w:t>
+              <w:t>S02</w:t>
               <w:br/>
             </w:r>
             <w:r>
@@ -888,7 +1338,7 @@
                 <w:color w:val="64748B"/>
                 <w:sz w:val="14"/>
               </w:rPr>
-              <w:t>Santé</w:t>
+              <w:t>Éducation</w:t>
             </w:r>
           </w:p>
         </w:tc>
@@ -935,7 +1385,7 @@
                 <w:i w:val="0"/>
                 <w:sz w:val="17"/>
               </w:rPr>
-              <w:t>Avertissement!!! La distance parcourue (De 5 à moins de 10 Km) et le temps (De 15 à moins de 30 mn) donné par Nogaye Gaye semble incoherent pour accéder au lieu de la consultation.</w:t>
+              <w:t>Le montant de la bourse reçue (240000 FCFA) pour l'année scolaire de Papa Diedhiou qui fréquente 3ème année de Secondaire 2 Technique  semble faible.</w:t>
             </w:r>
           </w:p>
         </w:tc>
@@ -950,10 +1400,10 @@
               <w:rPr>
                 <w:b/>
                 <w:i w:val="0"/>
-                <w:color w:val="DC2626"/>
-                <w:sz w:val="16"/>
-              </w:rPr>
-              <w:t>Haute</w:t>
+                <w:color w:val="EA580C"/>
+                <w:sz w:val="16"/>
+              </w:rPr>
+              <w:t>Moyenne</w:t>
             </w:r>
           </w:p>
         </w:tc>
@@ -968,7 +1418,7 @@
                 <w:i w:val="0"/>
                 <w:sz w:val="16"/>
               </w:rPr>
-              <w:t>S11</w:t>
+              <w:t>S02</w:t>
               <w:br/>
             </w:r>
             <w:r>
@@ -978,7 +1428,7 @@
                 <w:color w:val="64748B"/>
                 <w:sz w:val="14"/>
               </w:rPr>
-              <w:t>Logement / cadre de vie</w:t>
+              <w:t>Éducation</w:t>
             </w:r>
           </w:p>
         </w:tc>
@@ -994,7 +1444,7 @@
                 <w:color w:val="16A34A"/>
                 <w:sz w:val="16"/>
               </w:rPr>
-              <w:t>s01q36, s01q38, s04q24, s02q13, s11q35a, s11q35b_code</w:t>
+              <w:t>—</w:t>
             </w:r>
           </w:p>
         </w:tc>
@@ -1025,727 +1475,7 @@
                 <w:i w:val="0"/>
                 <w:sz w:val="17"/>
               </w:rPr>
-              <w:t>Le montant de la dernière facture d'électricité est de 110000 FCFA Tous les 2 mois qui semble incohérent, Prière de vérifier les questions 11.35a et 11.35b auprès du ménage ou confirmer.</w:t>
-            </w:r>
-          </w:p>
-        </w:tc>
-      </w:tr>
-      <w:tr>
-        <w:tc>
-          <w:tcPr>
-            <w:tcW w:type="dxa" w:w="964"/>
-          </w:tcPr>
-          <w:p>
-            <w:r>
-              <w:rPr>
-                <w:b/>
-                <w:i w:val="0"/>
-                <w:color w:val="EA580C"/>
-                <w:sz w:val="16"/>
-              </w:rPr>
-              <w:t>Moyenne</w:t>
-            </w:r>
-          </w:p>
-        </w:tc>
-        <w:tc>
-          <w:tcPr>
-            <w:tcW w:type="dxa" w:w="1247"/>
-          </w:tcPr>
-          <w:p>
-            <w:r>
-              <w:rPr>
-                <w:b/>
-                <w:i w:val="0"/>
-                <w:sz w:val="16"/>
-              </w:rPr>
-              <w:t>S00</w:t>
-              <w:br/>
-            </w:r>
-            <w:r>
-              <w:rPr>
-                <w:b w:val="0"/>
-                <w:i w:val="0"/>
-                <w:color w:val="64748B"/>
-                <w:sz w:val="14"/>
-              </w:rPr>
-              <w:t>Identification</w:t>
-            </w:r>
-          </w:p>
-        </w:tc>
-        <w:tc>
-          <w:tcPr>
-            <w:tcW w:type="dxa" w:w="1531"/>
-          </w:tcPr>
-          <w:p>
-            <w:r>
-              <w:rPr>
-                <w:b/>
-                <w:i w:val="0"/>
-                <w:color w:val="16A34A"/>
-                <w:sz w:val="16"/>
-              </w:rPr>
-              <w:t>s00q27</w:t>
-            </w:r>
-          </w:p>
-        </w:tc>
-        <w:tc>
-          <w:tcPr>
-            <w:tcW w:type="dxa" w:w="1191"/>
-          </w:tcPr>
-          <w:p>
-            <w:r>
-              <w:rPr>
-                <w:b w:val="0"/>
-                <w:i w:val="0"/>
-                <w:color w:val="64748B"/>
-                <w:sz w:val="16"/>
-              </w:rPr>
-              <w:t>GT-CQ</w:t>
-            </w:r>
-          </w:p>
-        </w:tc>
-        <w:tc>
-          <w:tcPr>
-            <w:tcW w:type="dxa" w:w="4706"/>
-          </w:tcPr>
-          <w:p>
-            <w:r>
-              <w:rPr>
-                <w:b w:val="0"/>
-                <w:i w:val="0"/>
-                <w:sz w:val="17"/>
-              </w:rPr>
-              <w:t>Le questionnaire semble ne pas être complètement fini mais le questionnaire est en statut complet, prière de compléter le questionnaire.</w:t>
-            </w:r>
-          </w:p>
-        </w:tc>
-      </w:tr>
-      <w:tr>
-        <w:tc>
-          <w:tcPr>
-            <w:tcW w:type="dxa" w:w="964"/>
-          </w:tcPr>
-          <w:p>
-            <w:r>
-              <w:rPr>
-                <w:b/>
-                <w:i w:val="0"/>
-                <w:color w:val="EA580C"/>
-                <w:sz w:val="16"/>
-              </w:rPr>
-              <w:t>Moyenne</w:t>
-            </w:r>
-          </w:p>
-        </w:tc>
-        <w:tc>
-          <w:tcPr>
-            <w:tcW w:type="dxa" w:w="1247"/>
-          </w:tcPr>
-          <w:p>
-            <w:r>
-              <w:rPr>
-                <w:b/>
-                <w:i w:val="0"/>
-                <w:sz w:val="16"/>
-              </w:rPr>
-              <w:t>S01</w:t>
-              <w:br/>
-            </w:r>
-            <w:r>
-              <w:rPr>
-                <w:b w:val="0"/>
-                <w:i w:val="0"/>
-                <w:color w:val="64748B"/>
-                <w:sz w:val="14"/>
-              </w:rPr>
-              <w:t>Démographie</w:t>
-            </w:r>
-          </w:p>
-        </w:tc>
-        <w:tc>
-          <w:tcPr>
-            <w:tcW w:type="dxa" w:w="1531"/>
-          </w:tcPr>
-          <w:p>
-            <w:r>
-              <w:rPr>
-                <w:b/>
-                <w:i w:val="0"/>
-                <w:color w:val="16A34A"/>
-                <w:sz w:val="16"/>
-              </w:rPr>
-              <w:t>—</w:t>
-            </w:r>
-          </w:p>
-        </w:tc>
-        <w:tc>
-          <w:tcPr>
-            <w:tcW w:type="dxa" w:w="1191"/>
-          </w:tcPr>
-          <w:p>
-            <w:r>
-              <w:rPr>
-                <w:b w:val="0"/>
-                <w:i w:val="0"/>
-                <w:color w:val="64748B"/>
-                <w:sz w:val="16"/>
-              </w:rPr>
-              <w:t>GT-CQ</w:t>
-            </w:r>
-          </w:p>
-        </w:tc>
-        <w:tc>
-          <w:tcPr>
-            <w:tcW w:type="dxa" w:w="4706"/>
-          </w:tcPr>
-          <w:p>
-            <w:r>
-              <w:rPr>
-                <w:b w:val="0"/>
-                <w:i w:val="0"/>
-                <w:sz w:val="17"/>
-              </w:rPr>
-              <w:t>Prière de verifier l'information donnée par Fallou Ndiaye ou corriger au niveau de la section 1.</w:t>
-            </w:r>
-          </w:p>
-        </w:tc>
-      </w:tr>
-      <w:tr>
-        <w:tc>
-          <w:tcPr>
-            <w:tcW w:type="dxa" w:w="964"/>
-          </w:tcPr>
-          <w:p>
-            <w:r>
-              <w:rPr>
-                <w:b/>
-                <w:i w:val="0"/>
-                <w:color w:val="EA580C"/>
-                <w:sz w:val="16"/>
-              </w:rPr>
-              <w:t>Moyenne</w:t>
-            </w:r>
-          </w:p>
-        </w:tc>
-        <w:tc>
-          <w:tcPr>
-            <w:tcW w:type="dxa" w:w="1247"/>
-          </w:tcPr>
-          <w:p>
-            <w:r>
-              <w:rPr>
-                <w:b/>
-                <w:i w:val="0"/>
-                <w:sz w:val="16"/>
-              </w:rPr>
-              <w:t>S01</w:t>
-              <w:br/>
-            </w:r>
-            <w:r>
-              <w:rPr>
-                <w:b w:val="0"/>
-                <w:i w:val="0"/>
-                <w:color w:val="64748B"/>
-                <w:sz w:val="14"/>
-              </w:rPr>
-              <w:t>Démographie</w:t>
-            </w:r>
-          </w:p>
-        </w:tc>
-        <w:tc>
-          <w:tcPr>
-            <w:tcW w:type="dxa" w:w="1531"/>
-          </w:tcPr>
-          <w:p>
-            <w:r>
-              <w:rPr>
-                <w:b/>
-                <w:i w:val="0"/>
-                <w:color w:val="16A34A"/>
-                <w:sz w:val="16"/>
-              </w:rPr>
-              <w:t>s01q23, s01q00b, s01q23_autre</w:t>
-            </w:r>
-          </w:p>
-        </w:tc>
-        <w:tc>
-          <w:tcPr>
-            <w:tcW w:type="dxa" w:w="1191"/>
-          </w:tcPr>
-          <w:p>
-            <w:r>
-              <w:rPr>
-                <w:b w:val="0"/>
-                <w:i w:val="0"/>
-                <w:color w:val="64748B"/>
-                <w:sz w:val="16"/>
-              </w:rPr>
-              <w:t>GT-CQ</w:t>
-            </w:r>
-          </w:p>
-        </w:tc>
-        <w:tc>
-          <w:tcPr>
-            <w:tcW w:type="dxa" w:w="4706"/>
-          </w:tcPr>
-          <w:p>
-            <w:r>
-              <w:rPr>
-                <w:b w:val="0"/>
-                <w:i w:val="0"/>
-                <w:sz w:val="17"/>
-              </w:rPr>
-              <w:t>La raison principale pour laquelle que Nogaye Gaye est venu vivre dans cette localité est demenager dans leur propre maison et semble exister dans les modalités, prière de prendre attache avec le QG pour plus d'explication afin de la classer bien.</w:t>
-            </w:r>
-          </w:p>
-        </w:tc>
-      </w:tr>
-      <w:tr>
-        <w:tc>
-          <w:tcPr>
-            <w:tcW w:type="dxa" w:w="964"/>
-          </w:tcPr>
-          <w:p>
-            <w:r>
-              <w:rPr>
-                <w:b/>
-                <w:i w:val="0"/>
-                <w:color w:val="EA580C"/>
-                <w:sz w:val="16"/>
-              </w:rPr>
-              <w:t>Moyenne</w:t>
-            </w:r>
-          </w:p>
-        </w:tc>
-        <w:tc>
-          <w:tcPr>
-            <w:tcW w:type="dxa" w:w="1247"/>
-          </w:tcPr>
-          <w:p>
-            <w:r>
-              <w:rPr>
-                <w:b/>
-                <w:i w:val="0"/>
-                <w:sz w:val="16"/>
-              </w:rPr>
-              <w:t>S02</w:t>
-              <w:br/>
-            </w:r>
-            <w:r>
-              <w:rPr>
-                <w:b w:val="0"/>
-                <w:i w:val="0"/>
-                <w:color w:val="64748B"/>
-                <w:sz w:val="14"/>
-              </w:rPr>
-              <w:t>Éducation</w:t>
-            </w:r>
-          </w:p>
-        </w:tc>
-        <w:tc>
-          <w:tcPr>
-            <w:tcW w:type="dxa" w:w="1531"/>
-          </w:tcPr>
-          <w:p>
-            <w:r>
-              <w:rPr>
-                <w:b/>
-                <w:i w:val="0"/>
-                <w:color w:val="16A34A"/>
-                <w:sz w:val="16"/>
-              </w:rPr>
-              <w:t>—</w:t>
-            </w:r>
-          </w:p>
-        </w:tc>
-        <w:tc>
-          <w:tcPr>
-            <w:tcW w:type="dxa" w:w="1191"/>
-          </w:tcPr>
-          <w:p>
-            <w:r>
-              <w:rPr>
-                <w:b w:val="0"/>
-                <w:i w:val="0"/>
-                <w:color w:val="64748B"/>
-                <w:sz w:val="16"/>
-              </w:rPr>
-              <w:t>GT-CQ</w:t>
-            </w:r>
-          </w:p>
-        </w:tc>
-        <w:tc>
-          <w:tcPr>
-            <w:tcW w:type="dxa" w:w="4706"/>
-          </w:tcPr>
-          <w:p>
-            <w:r>
-              <w:rPr>
-                <w:b w:val="0"/>
-                <w:i w:val="0"/>
-                <w:sz w:val="17"/>
-              </w:rPr>
-              <w:t>veuillez, s'il vous plait, confirmer les frais de scolarité ( 22500 FCFA) payée de Papa Diedhiou avec le QG ou apporter les corrections nécessaires.</w:t>
-            </w:r>
-          </w:p>
-        </w:tc>
-      </w:tr>
-      <w:tr>
-        <w:tc>
-          <w:tcPr>
-            <w:tcW w:type="dxa" w:w="964"/>
-          </w:tcPr>
-          <w:p>
-            <w:r>
-              <w:rPr>
-                <w:b/>
-                <w:i w:val="0"/>
-                <w:color w:val="EA580C"/>
-                <w:sz w:val="16"/>
-              </w:rPr>
-              <w:t>Moyenne</w:t>
-            </w:r>
-          </w:p>
-        </w:tc>
-        <w:tc>
-          <w:tcPr>
-            <w:tcW w:type="dxa" w:w="1247"/>
-          </w:tcPr>
-          <w:p>
-            <w:r>
-              <w:rPr>
-                <w:b/>
-                <w:i w:val="0"/>
-                <w:sz w:val="16"/>
-              </w:rPr>
-              <w:t>S02</w:t>
-              <w:br/>
-            </w:r>
-            <w:r>
-              <w:rPr>
-                <w:b w:val="0"/>
-                <w:i w:val="0"/>
-                <w:color w:val="64748B"/>
-                <w:sz w:val="14"/>
-              </w:rPr>
-              <w:t>Éducation</w:t>
-            </w:r>
-          </w:p>
-        </w:tc>
-        <w:tc>
-          <w:tcPr>
-            <w:tcW w:type="dxa" w:w="1531"/>
-          </w:tcPr>
-          <w:p>
-            <w:r>
-              <w:rPr>
-                <w:b/>
-                <w:i w:val="0"/>
-                <w:color w:val="16A34A"/>
-                <w:sz w:val="16"/>
-              </w:rPr>
-              <w:t>s01q63, s00q04, s02q25, s01q00b, s02q17_2, s02q15_2</w:t>
-            </w:r>
-          </w:p>
-        </w:tc>
-        <w:tc>
-          <w:tcPr>
-            <w:tcW w:type="dxa" w:w="1191"/>
-          </w:tcPr>
-          <w:p>
-            <w:r>
-              <w:rPr>
-                <w:b w:val="0"/>
-                <w:i w:val="0"/>
-                <w:color w:val="64748B"/>
-                <w:sz w:val="16"/>
-              </w:rPr>
-              <w:t>GT-CQ</w:t>
-            </w:r>
-          </w:p>
-        </w:tc>
-        <w:tc>
-          <w:tcPr>
-            <w:tcW w:type="dxa" w:w="4706"/>
-          </w:tcPr>
-          <w:p>
-            <w:r>
-              <w:rPr>
-                <w:b w:val="0"/>
-                <w:i w:val="0"/>
-                <w:sz w:val="17"/>
-              </w:rPr>
-              <w:t>Dans les milieux urbains c'est peu probable de voir une école dont les élèves ou étudiants ne dépensent pas en frais d'uniformes, prière de verifier pour Papa Diedhiou qui fréquente 3ème année de Secondaire 2 Technique et corriger ou confirmer avec le QG.</w:t>
-            </w:r>
-          </w:p>
-        </w:tc>
-      </w:tr>
-      <w:tr>
-        <w:tc>
-          <w:tcPr>
-            <w:tcW w:type="dxa" w:w="964"/>
-          </w:tcPr>
-          <w:p>
-            <w:r>
-              <w:rPr>
-                <w:b/>
-                <w:i w:val="0"/>
-                <w:color w:val="EA580C"/>
-                <w:sz w:val="16"/>
-              </w:rPr>
-              <w:t>Moyenne</w:t>
-            </w:r>
-          </w:p>
-        </w:tc>
-        <w:tc>
-          <w:tcPr>
-            <w:tcW w:type="dxa" w:w="1247"/>
-          </w:tcPr>
-          <w:p>
-            <w:r>
-              <w:rPr>
-                <w:b/>
-                <w:i w:val="0"/>
-                <w:sz w:val="16"/>
-              </w:rPr>
-              <w:t>S02</w:t>
-              <w:br/>
-            </w:r>
-            <w:r>
-              <w:rPr>
-                <w:b w:val="0"/>
-                <w:i w:val="0"/>
-                <w:color w:val="64748B"/>
-                <w:sz w:val="14"/>
-              </w:rPr>
-              <w:t>Éducation</w:t>
-            </w:r>
-          </w:p>
-        </w:tc>
-        <w:tc>
-          <w:tcPr>
-            <w:tcW w:type="dxa" w:w="1531"/>
-          </w:tcPr>
-          <w:p>
-            <w:r>
-              <w:rPr>
-                <w:b/>
-                <w:i w:val="0"/>
-                <w:color w:val="16A34A"/>
-                <w:sz w:val="16"/>
-              </w:rPr>
-              <w:t>—</w:t>
-            </w:r>
-          </w:p>
-        </w:tc>
-        <w:tc>
-          <w:tcPr>
-            <w:tcW w:type="dxa" w:w="1191"/>
-          </w:tcPr>
-          <w:p>
-            <w:r>
-              <w:rPr>
-                <w:b w:val="0"/>
-                <w:i w:val="0"/>
-                <w:color w:val="64748B"/>
-                <w:sz w:val="16"/>
-              </w:rPr>
-              <w:t>GT-CQ</w:t>
-            </w:r>
-          </w:p>
-        </w:tc>
-        <w:tc>
-          <w:tcPr>
-            <w:tcW w:type="dxa" w:w="4706"/>
-          </w:tcPr>
-          <w:p>
-            <w:r>
-              <w:rPr>
-                <w:b w:val="0"/>
-                <w:i w:val="0"/>
-                <w:sz w:val="17"/>
-              </w:rPr>
-              <w:t>Le montant de la bourse reçue (240000 FCFA) pour l'année scolaire de Papa Diedhiou qui fréquente 3ème année de Secondaire 2 Technique  semble faible.</w:t>
-            </w:r>
-          </w:p>
-        </w:tc>
-      </w:tr>
-      <w:tr>
-        <w:tc>
-          <w:tcPr>
-            <w:tcW w:type="dxa" w:w="964"/>
-          </w:tcPr>
-          <w:p>
-            <w:r>
-              <w:rPr>
-                <w:b/>
-                <w:i w:val="0"/>
-                <w:color w:val="EA580C"/>
-                <w:sz w:val="16"/>
-              </w:rPr>
-              <w:t>Moyenne</w:t>
-            </w:r>
-          </w:p>
-        </w:tc>
-        <w:tc>
-          <w:tcPr>
-            <w:tcW w:type="dxa" w:w="1247"/>
-          </w:tcPr>
-          <w:p>
-            <w:r>
-              <w:rPr>
-                <w:b/>
-                <w:i w:val="0"/>
-                <w:sz w:val="16"/>
-              </w:rPr>
-              <w:t>S02</w:t>
-              <w:br/>
-            </w:r>
-            <w:r>
-              <w:rPr>
-                <w:b w:val="0"/>
-                <w:i w:val="0"/>
-                <w:color w:val="64748B"/>
-                <w:sz w:val="14"/>
-              </w:rPr>
-              <w:t>Éducation</w:t>
-            </w:r>
-          </w:p>
-        </w:tc>
-        <w:tc>
-          <w:tcPr>
-            <w:tcW w:type="dxa" w:w="1531"/>
-          </w:tcPr>
-          <w:p>
-            <w:r>
-              <w:rPr>
-                <w:b/>
-                <w:i w:val="0"/>
-                <w:color w:val="16A34A"/>
-                <w:sz w:val="16"/>
-              </w:rPr>
-              <w:t>—</w:t>
-            </w:r>
-          </w:p>
-        </w:tc>
-        <w:tc>
-          <w:tcPr>
-            <w:tcW w:type="dxa" w:w="1191"/>
-          </w:tcPr>
-          <w:p>
-            <w:r>
-              <w:rPr>
-                <w:b w:val="0"/>
-                <w:i w:val="0"/>
-                <w:color w:val="64748B"/>
-                <w:sz w:val="16"/>
-              </w:rPr>
-              <w:t>GT-CQ</w:t>
-            </w:r>
-          </w:p>
-        </w:tc>
-        <w:tc>
-          <w:tcPr>
-            <w:tcW w:type="dxa" w:w="4706"/>
-          </w:tcPr>
-          <w:p>
-            <w:r>
-              <w:rPr>
-                <w:b w:val="0"/>
-                <w:i w:val="0"/>
-                <w:sz w:val="17"/>
-              </w:rPr>
               <w:t>Veuillez, s'il vous plait, confirmer ces informations avec le QG ou apporter les corrections nécessaires.</w:t>
-            </w:r>
-          </w:p>
-        </w:tc>
-      </w:tr>
-      <w:tr>
-        <w:tc>
-          <w:tcPr>
-            <w:tcW w:type="dxa" w:w="964"/>
-          </w:tcPr>
-          <w:p>
-            <w:r>
-              <w:rPr>
-                <w:b/>
-                <w:i w:val="0"/>
-                <w:color w:val="EA580C"/>
-                <w:sz w:val="16"/>
-              </w:rPr>
-              <w:t>Moyenne</w:t>
-            </w:r>
-          </w:p>
-        </w:tc>
-        <w:tc>
-          <w:tcPr>
-            <w:tcW w:type="dxa" w:w="1247"/>
-          </w:tcPr>
-          <w:p>
-            <w:r>
-              <w:rPr>
-                <w:b/>
-                <w:i w:val="0"/>
-                <w:sz w:val="16"/>
-              </w:rPr>
-              <w:t>S02</w:t>
-              <w:br/>
-            </w:r>
-            <w:r>
-              <w:rPr>
-                <w:b w:val="0"/>
-                <w:i w:val="0"/>
-                <w:color w:val="64748B"/>
-                <w:sz w:val="14"/>
-              </w:rPr>
-              <w:t>Éducation</w:t>
-            </w:r>
-          </w:p>
-        </w:tc>
-        <w:tc>
-          <w:tcPr>
-            <w:tcW w:type="dxa" w:w="1531"/>
-          </w:tcPr>
-          <w:p>
-            <w:r>
-              <w:rPr>
-                <w:b/>
-                <w:i w:val="0"/>
-                <w:color w:val="16A34A"/>
-                <w:sz w:val="16"/>
-              </w:rPr>
-              <w:t>—</w:t>
-            </w:r>
-          </w:p>
-        </w:tc>
-        <w:tc>
-          <w:tcPr>
-            <w:tcW w:type="dxa" w:w="1191"/>
-          </w:tcPr>
-          <w:p>
-            <w:r>
-              <w:rPr>
-                <w:b w:val="0"/>
-                <w:i w:val="0"/>
-                <w:color w:val="64748B"/>
-                <w:sz w:val="16"/>
-              </w:rPr>
-              <w:t>GT-CQ</w:t>
-            </w:r>
-          </w:p>
-        </w:tc>
-        <w:tc>
-          <w:tcPr>
-            <w:tcW w:type="dxa" w:w="4706"/>
-          </w:tcPr>
-          <w:p>
-            <w:r>
-              <w:rPr>
-                <w:b w:val="0"/>
-                <w:i w:val="0"/>
-                <w:sz w:val="17"/>
-              </w:rPr>
-              <w:t>veuillez, s'il vous plait, confirmer les frais de scolarité ( 7500 FCFA) payée de Fatou Seck Diedhiou avec le QG ou apporter les corrections nécessaires.</w:t>
             </w:r>
           </w:p>
         </w:tc>
